--- a/pr-preview/pr-429/permutation-tests-handout.docx
+++ b/pr-preview/pr-429/permutation-tests-handout.docx
@@ -15,7 +15,7 @@
         <w:pStyle w:val="Date"/>
       </w:pPr>
       <w:r>
-        <w:t xml:space="preserve">Last modified: 2026-10-22 12:34:18 (PDT)</w:t>
+        <w:t xml:space="preserve">Last modified: 2026-10-22 13:40:01 (PDT)</w:t>
       </w:r>
     </w:p>
     <w:p>

--- a/pr-preview/pr-429/permutation-tests-handout.docx
+++ b/pr-preview/pr-429/permutation-tests-handout.docx
@@ -15,7 +15,7 @@
         <w:pStyle w:val="Date"/>
       </w:pPr>
       <w:r>
-        <w:t xml:space="preserve">Last modified: 2026-10-22 13:40:01 (PDT)</w:t>
+        <w:t xml:space="preserve">Last modified: 2026-10-22 15:45:15 (PDT)</w:t>
       </w:r>
     </w:p>
     <w:p>
@@ -9575,6 +9575,7 @@
               </m:r>
               <m:r>
                 <m:rPr>
+                  <m:scr m:val="double-struck"/>
                   <m:sty m:val="p"/>
                 </m:rPr>
                 <m:t>E</m:t>
@@ -9727,6 +9728,7 @@
                 <m:e>
                   <m:r>
                     <m:rPr>
+                      <m:scr m:val="double-struck"/>
                       <m:sty m:val="p"/>
                     </m:rPr>
                     <m:t>E</m:t>
@@ -9861,6 +9863,7 @@
               </m:f>
               <m:r>
                 <m:rPr>
+                  <m:scr m:val="double-struck"/>
                   <m:sty m:val="p"/>
                 </m:rPr>
                 <m:t>E</m:t>
@@ -10015,6 +10018,7 @@
               </m:f>
               <m:r>
                 <m:rPr>
+                  <m:scr m:val="double-struck"/>
                   <m:sty m:val="p"/>
                 </m:rPr>
                 <m:t>E</m:t>
